--- a/docs/paper_fa/paper_fa.docx
+++ b/docs/paper_fa/paper_fa.docx
@@ -147,43 +147,31 @@
         <w:rPr>
           <w:rtl/>
         </w:rPr>
-        <w:t xml:space="preserve">از ۲۰۸ قطعه در ۵۵ ایالت/استان، و ۱٬۶۹۳ رکورد روسازی صلب (شامل JPCP، JRCP و CRCP) از ۱۷۹ قطعه در ۴۶ ایالت/استان.</w:t>
-      </w:r>
-      <w:r>
-        <w:rPr>
-          <w:rtl/>
-        </w:rPr>
-        <w:t xml:space="preserve"> </w:t>
-      </w:r>
-      <w:r>
-        <w:rPr>
-          <w:rtl/>
-        </w:rPr>
-        <w:t xml:space="preserve">این نسخه از مقاله مستقیماً در پاسخ به یک داوری دقیق در سطح مجلات Q1 بازنویسی شده است. علاوه بر دو مجموعه‌داده</w:t>
-      </w:r>
-      <w:r>
-        <w:rPr>
-          <w:rtl/>
-        </w:rPr>
-        <w:t xml:space="preserve"> </w:t>
-      </w:r>
-      <w:r>
-        <w:rPr>
-          <w:rtl/>
-        </w:rPr>
-        <w:t xml:space="preserve">اولیه، متغیر کارایی انتقال بار درز (Load Transfer Efficiency) حاصل از آزمون دفلکتومتر وزنه‌افتان (FWD) نیز</w:t>
-      </w:r>
-      <w:r>
-        <w:rPr>
-          <w:rtl/>
-        </w:rPr>
-        <w:t xml:space="preserve"> </w:t>
-      </w:r>
-      <w:r>
-        <w:rPr>
-          <w:rtl/>
-        </w:rPr>
-        <w:t xml:space="preserve">استخراج و افزوده شد. یک مدل یادگیری تجمعی مبتنی بر تقویت گرادیان (Gradient Boosting) با بهینه‌سازی سیستماتیک</w:t>
+        <w:t xml:space="preserve">از ۲۰۸ قطعه در ۵۵ ایالت/استان، و ۱٬۶۹۳ رکورد روسازی صلب (شامل JPCP، JRCP و CRCP) از ۱۷۹ قطعه در ۴۶ ایالت/استان،</w:t>
+      </w:r>
+      <w:r>
+        <w:rPr>
+          <w:rtl/>
+        </w:rPr>
+        <w:t xml:space="preserve"> </w:t>
+      </w:r>
+      <w:r>
+        <w:rPr>
+          <w:rtl/>
+        </w:rPr>
+        <w:t xml:space="preserve">غنی‌شده با متغیر کارایی انتقال بار درز (Load Transfer Efficiency) حاصل از آزمون دفلکتومتر وزنه‌افتان (FWD). یک</w:t>
+      </w:r>
+      <w:r>
+        <w:rPr>
+          <w:rtl/>
+        </w:rPr>
+        <w:t xml:space="preserve"> </w:t>
+      </w:r>
+      <w:r>
+        <w:rPr>
+          <w:rtl/>
+        </w:rPr>
+        <w:t xml:space="preserve">مدل یادگیری تجمعی مبتنی بر تقویت گرادیان (Gradient Boosting) با بهینه‌سازی سیستماتیک</w:t>
       </w:r>
       <w:r>
         <w:rPr>
@@ -1176,43 +1164,55 @@
         <w:rPr>
           <w:rtl/>
         </w:rPr>
-        <w:t xml:space="preserve">منطبق را با تبیین SHAP برای هر دو خانواده آموزش می‌دهد. در این مسیر، سه مشکل واقعی مهندسی داده (یک اشکال</w:t>
-      </w:r>
-      <w:r>
-        <w:rPr>
-          <w:rtl/>
-        </w:rPr>
-        <w:t xml:space="preserve"> </w:t>
-      </w:r>
-      <w:r>
-        <w:rPr>
-          <w:rtl/>
-        </w:rPr>
-        <w:t xml:space="preserve">برچسب‌گذاری نادرست خانواده روسازی، یک بازه زمانی بیش‌ازحد تنگ برای تطبیق بازدیدها، و یک اشکال ظریف نشت داده</w:t>
-      </w:r>
-      <w:r>
-        <w:rPr>
-          <w:rtl/>
-        </w:rPr>
-        <w:t xml:space="preserve"> </w:t>
-      </w:r>
-      <w:r>
-        <w:rPr>
-          <w:rtl/>
-        </w:rPr>
-        <w:t xml:space="preserve">بین آموزش و آزمون) شناسایی و رفع شد که به‌صراحت در بخش‌های ۳ و ۶ توضیح داده می‌شود، زیرا نحوه ساخت یک مجموعه‌داده</w:t>
-      </w:r>
-      <w:r>
-        <w:rPr>
-          <w:rtl/>
-        </w:rPr>
-        <w:t xml:space="preserve"> </w:t>
-      </w:r>
-      <w:r>
-        <w:rPr>
-          <w:rtl/>
-        </w:rPr>
-        <w:t xml:space="preserve">به همان اندازه یافته‌های مدل، بخشی از سند علمی است.</w:t>
+        <w:t xml:space="preserve">منطبق را با تبیین SHAP برای هر دو خانواده آموزش می‌دهد. ساخت این خط‌لوله سه نکته مهندسی‌داده را آشکار کرد که</w:t>
+      </w:r>
+      <w:r>
+        <w:rPr>
+          <w:rtl/>
+        </w:rPr>
+        <w:t xml:space="preserve"> </w:t>
+      </w:r>
+      <w:r>
+        <w:rPr>
+          <w:rtl/>
+        </w:rPr>
+        <w:t xml:space="preserve">پیامد مستقیم بر دقت گزارش‌شده دارند — طبقه‌بندی نادرست خانواده روسازی ناشی از یک فیلد دسته‌بندی مبهم، بازه</w:t>
+      </w:r>
+      <w:r>
+        <w:rPr>
+          <w:rtl/>
+        </w:rPr>
+        <w:t xml:space="preserve"> </w:t>
+      </w:r>
+      <w:r>
+        <w:rPr>
+          <w:rtl/>
+        </w:rPr>
+        <w:t xml:space="preserve">زمانی بیش‌ازحد تنگ برای تطبیق بازدیدهای خرابی با اجراهای نیمرخ، و نشت داده بین آموزش و آزمون در سطح قطعه در</w:t>
+      </w:r>
+      <w:r>
+        <w:rPr>
+          <w:rtl/>
+        </w:rPr>
+        <w:t xml:space="preserve"> </w:t>
+      </w:r>
+      <w:r>
+        <w:rPr>
+          <w:rtl/>
+        </w:rPr>
+        <w:t xml:space="preserve">داده‌های تابلویی. نحوه شناسایی و اصلاح هر یک در بخش‌های ۳ و ۶ مستند شده است، زیرا این خطاها می‌توانند در سایر</w:t>
+      </w:r>
+      <w:r>
+        <w:rPr>
+          <w:rtl/>
+        </w:rPr>
+        <w:t xml:space="preserve"> </w:t>
+      </w:r>
+      <w:r>
+        <w:rPr>
+          <w:rtl/>
+        </w:rPr>
+        <w:t xml:space="preserve">پژوهش‌های مبتنی بر LTPP که جزئیات ساخت داده و روش تفکیک را با همین دقت گزارش نمی‌کنند نیز رخ دهند.</w:t>
       </w:r>
     </w:p>
     <w:p>
@@ -2142,19 +2142,19 @@
         <w:rPr>
           <w:rtl/>
         </w:rPr>
-        <w:t xml:space="preserve">) را کدگذاری می‌کند، نه یک برچسب ساده انعطاف‌پذیر/صلب. نسخه اولیه این خط‌لوله که بر اساس رشته‌های</w:t>
-      </w:r>
-      <w:r>
-        <w:rPr>
-          <w:rtl/>
-        </w:rPr>
-        <w:t xml:space="preserve"> </w:t>
-      </w:r>
-      <w:r>
-        <w:rPr>
-          <w:rtl/>
-        </w:rPr>
-        <w:t xml:space="preserve">متنی مانند</w:t>
+        <w:t xml:space="preserve">) را کدگذاری می‌کند، نه یک برچسب ساده انعطاف‌پذیر/صلب. فیلتر کردن بر اساس زیررشته‌های متنی (مانند</w:t>
+      </w:r>
+      <w:r>
+        <w:rPr>
+          <w:rtl/>
+        </w:rPr>
+        <w:t xml:space="preserve"> </w:t>
+      </w:r>
+      <w:r>
+        <w:rPr>
+          <w:rtl/>
+        </w:rPr>
+        <w:t xml:space="preserve">تطبیق با</w:t>
       </w:r>
       <w:r>
         <w:rPr>
@@ -2173,37 +2173,31 @@
         <w:rPr>
           <w:rtl/>
         </w:rPr>
-        <w:t xml:space="preserve"> </w:t>
-      </w:r>
-      <w:r>
-        <w:rPr>
-          <w:rtl/>
-        </w:rPr>
-        <w:t xml:space="preserve">فیلتر می‌کرد، به‌طور خاموش مجموعه‌داده‌ای صلب تولید کرد که تنها شامل قطعات CRCP بود. این</w:t>
-      </w:r>
-      <w:r>
-        <w:rPr>
-          <w:rtl/>
-        </w:rPr>
-        <w:t xml:space="preserve"> </w:t>
-      </w:r>
-      <w:r>
-        <w:rPr>
-          <w:rtl/>
-        </w:rPr>
-        <w:t xml:space="preserve">اشکال در بازبینی داخلی خودمان کشف و رفع شد؛ دقیقاً از همان نوع اشکالات خاموش و به‌ظاهر قابل‌قبولی است که یک</w:t>
-      </w:r>
-      <w:r>
-        <w:rPr>
-          <w:rtl/>
-        </w:rPr>
-        <w:t xml:space="preserve"> </w:t>
-      </w:r>
-      <w:r>
-        <w:rPr>
-          <w:rtl/>
-        </w:rPr>
-        <w:t xml:space="preserve">داور مجله سطح یک باید — و در فرایند ما نیز — آن را شناسایی کند.</w:t>
+        <w:t xml:space="preserve">) بیشتر قطعات JPCP را زیر کدهای نوع پایه خود طبقه‌بندی نکرده باقی می‌گذارد و به‌طور خاموش</w:t>
+      </w:r>
+      <w:r>
+        <w:rPr>
+          <w:rtl/>
+        </w:rPr>
+        <w:t xml:space="preserve"> </w:t>
+      </w:r>
+      <w:r>
+        <w:rPr>
+          <w:rtl/>
+        </w:rPr>
+        <w:t xml:space="preserve">مجموعه‌داده‌ای صلب تولید می‌کند که تقریباً منحصراً از قطعات CRCP تشکیل شده است؛ طبقه‌بندی بر اساس شماره آزمایش</w:t>
+      </w:r>
+      <w:r>
+        <w:rPr>
+          <w:rtl/>
+        </w:rPr>
+        <w:t xml:space="preserve"> </w:t>
+      </w:r>
+      <w:r>
+        <w:rPr>
+          <w:rtl/>
+        </w:rPr>
+        <w:t xml:space="preserve">GPS از این خطا اجتناب می‌کند و در برابر شمارش دستی خانواده‌های روسازی برای نمونه‌ای از ایالت‌ها اعتبارسنجی شد.</w:t>
       </w:r>
     </w:p>
     <w:p>
@@ -3169,31 +3163,55 @@
         <w:rPr>
           <w:rtl/>
         </w:rPr>
-        <w:t xml:space="preserve">به ترتیب برای ۶۵ تا ۸۰ درصد و حدود ۴۵ تا ۵۵ درصد بازدیدها گمشده‌اند — کاستی واقعی پوشش LTPP، نه نقص خط‌لوله ما</w:t>
-      </w:r>
-      <w:r>
-        <w:rPr>
-          <w:rtl/>
-        </w:rPr>
-        <w:t xml:space="preserve"> </w:t>
-      </w:r>
-      <w:r>
-        <w:rPr>
-          <w:rtl/>
-        </w:rPr>
-        <w:t xml:space="preserve">— اما برخلاف حالت «صفر سازه‌ای» بالا، مقدار ترافیک گمشده به معنای صفر نیست. به‌جای حذف کامل این متغیرها (که</w:t>
-      </w:r>
-      <w:r>
-        <w:rPr>
-          <w:rtl/>
-        </w:rPr>
-        <w:t xml:space="preserve"> </w:t>
-      </w:r>
-      <w:r>
-        <w:rPr>
-          <w:rtl/>
-        </w:rPr>
-        <w:t xml:space="preserve">در بازبینی نخست، «خط قرمز» برای مهندسان روسازی تلقی شد) یا حذف ردیف‌های فاقد آن‌ها، این متغیرها با روش</w:t>
+        <w:t xml:space="preserve">به ترتیب برای ۶۵ تا ۸۰ درصد و حدود ۴۵ تا ۵۵ درصد بازدیدها گمشده‌اند — کاستی واقعی پوشش LTPP، نه نقص خط‌لوله</w:t>
+      </w:r>
+      <w:r>
+        <w:rPr>
+          <w:rtl/>
+        </w:rPr>
+        <w:t xml:space="preserve"> </w:t>
+      </w:r>
+      <w:r>
+        <w:rPr>
+          <w:rtl/>
+        </w:rPr>
+        <w:t xml:space="preserve">استخراج — اما برخلاف حالت «صفر سازه‌ای» بالا، مقدار ترافیک گمشده به معنای صفر نیست: بار محوری آن سال به‌سادگی</w:t>
+      </w:r>
+      <w:r>
+        <w:rPr>
+          <w:rtl/>
+        </w:rPr>
+        <w:t xml:space="preserve"> </w:t>
+      </w:r>
+      <w:r>
+        <w:rPr>
+          <w:rtl/>
+        </w:rPr>
+        <w:t xml:space="preserve">ثبت نشده است. حذف کامل این متغیرها از نظر فیزیکی موجه نیست، زیرا فرسایش روسازی بدون معیاری از بار ترافیکی از</w:t>
+      </w:r>
+      <w:r>
+        <w:rPr>
+          <w:rtl/>
+        </w:rPr>
+        <w:t xml:space="preserve"> </w:t>
+      </w:r>
+      <w:r>
+        <w:rPr>
+          <w:rtl/>
+        </w:rPr>
+        <w:t xml:space="preserve">نظر مکانیستیکی به‌درستی تعریف نمی‌شود؛ حذف ردیف‌های فاقد آن‌ها نیز به‌معنای کنار گذاشتن ۶۵ تا ۸۰ درصد از</w:t>
+      </w:r>
+      <w:r>
+        <w:rPr>
+          <w:rtl/>
+        </w:rPr>
+        <w:t xml:space="preserve"> </w:t>
+      </w:r>
+      <w:r>
+        <w:rPr>
+          <w:rtl/>
+        </w:rPr>
+        <w:t xml:space="preserve">مشاهدات قابل‌استفاده است. از این رو این متغیرها با روش</w:t>
       </w:r>
       <w:r>
         <w:rPr>
@@ -3480,19 +3498,19 @@
         <w:rPr>
           <w:rtl/>
         </w:rPr>
-        <w:t xml:space="preserve">اعتبارسنجی متقاطع گروه‌آگاه، به‌جای انتخاب دستی — پاسخی مستقیم به نقد</w:t>
-      </w:r>
-      <w:r>
-        <w:rPr>
-          <w:rtl/>
-        </w:rPr>
-        <w:t xml:space="preserve"> </w:t>
-      </w:r>
-      <w:r>
-        <w:rPr>
-          <w:rtl/>
-        </w:rPr>
-        <w:t xml:space="preserve">«مدل پایه با تنظیم ناکافی».</w:t>
+        <w:t xml:space="preserve">اعتبارسنجی متقاطع گروه‌آگاه، به‌جای انتخاب دستی، تا مقایسه محک‌ها متأثر از</w:t>
+      </w:r>
+      <w:r>
+        <w:rPr>
+          <w:rtl/>
+        </w:rPr>
+        <w:t xml:space="preserve"> </w:t>
+      </w:r>
+      <w:r>
+        <w:rPr>
+          <w:rtl/>
+        </w:rPr>
+        <w:t xml:space="preserve">تنظیم ناکافی مدل پایه نباشد.</w:t>
       </w:r>
       <w:r>
         <w:rPr>
@@ -4012,19 +4030,19 @@
         <w:rPr>
           <w:rtl/>
         </w:rPr>
-        <w:t xml:space="preserve">واریانس گزارش شده است. این نکته به‌صراحت بیان می‌شود زیرا در بازبینی داخلی خودمان دریافتیم که تغییر از یک</w:t>
-      </w:r>
-      <w:r>
-        <w:rPr>
-          <w:rtl/>
-        </w:rPr>
-        <w:t xml:space="preserve"> </w:t>
-      </w:r>
-      <w:r>
-        <w:rPr>
-          <w:rtl/>
-        </w:rPr>
-        <w:t xml:space="preserve">تفکیک ساده‌انگارانه به یک تفکیک گروه‌آگاه،</w:t>
+        <w:t xml:space="preserve">واریانس گزارش شده است. این تفکیک صرفاً یک جزئیات پیاده‌سازی نیست: تغییر از یک تفکیک ساده‌انگارانه به یک تفکیک</w:t>
+      </w:r>
+      <w:r>
+        <w:rPr>
+          <w:rtl/>
+        </w:rPr>
+        <w:t xml:space="preserve"> </w:t>
+      </w:r>
+      <w:r>
+        <w:rPr>
+          <w:rtl/>
+        </w:rPr>
+        <w:t xml:space="preserve">گروه‌آگاه،</w:t>
       </w:r>
       <w:r>
         <w:rPr>
@@ -4056,19 +4074,43 @@
         <w:rPr>
           <w:rtl/>
         </w:rPr>
-        <w:t xml:space="preserve">برون‌نمونه‌ای مدل تجمعی روسازی انعطاف‌پذیر را از ۰٫۵۲ به ۰٫۳۳</w:t>
-      </w:r>
-      <w:r>
-        <w:rPr>
-          <w:rtl/>
-        </w:rPr>
-        <w:t xml:space="preserve"> </w:t>
-      </w:r>
-      <w:r>
-        <w:rPr>
-          <w:rtl/>
-        </w:rPr>
-        <w:t xml:space="preserve">تغییر داد — تفاوتی به‌اندازه کافی بزرگ که می‌تواند ادعای اصلی یک مقاله را به‌طور معنادار تغییر دهد.</w:t>
+        <w:t xml:space="preserve">برون‌نمونه‌ای مدل تجمعی روسازی انعطاف‌پذیر را از ۰٫۵۲ به ۰٫۳۳ تغییر می‌دهد — تفاوتی به‌اندازه</w:t>
+      </w:r>
+      <w:r>
+        <w:rPr>
+          <w:rtl/>
+        </w:rPr>
+        <w:t xml:space="preserve"> </w:t>
+      </w:r>
+      <w:r>
+        <w:rPr>
+          <w:rtl/>
+        </w:rPr>
+        <w:t xml:space="preserve">کافی بزرگ که می‌تواند نتیجه‌گیری اصلی یک پژوهش را دگرگون کند، و محتمل است نشت مشابه ناشی از ساختار داده تابلویی</w:t>
+      </w:r>
+      <w:r>
+        <w:rPr>
+          <w:rtl/>
+        </w:rPr>
+        <w:t xml:space="preserve"> </w:t>
+      </w:r>
+      <w:r>
+        <w:rPr>
+          <w:rtl/>
+        </w:rPr>
+        <w:t xml:space="preserve">در سایر پژوهش‌های یادگیری ماشین مبتنی بر LTPP که روش تفکیک خود را با جزئیات کافی گزارش نمی‌کنند نیز رخ داده</w:t>
+      </w:r>
+      <w:r>
+        <w:rPr>
+          <w:rtl/>
+        </w:rPr>
+        <w:t xml:space="preserve"> </w:t>
+      </w:r>
+      <w:r>
+        <w:rPr>
+          <w:rtl/>
+        </w:rPr>
+        <w:t xml:space="preserve">باشد.</w:t>
       </w:r>
     </w:p>
     <w:bookmarkEnd w:id="14"/>
@@ -4676,31 +4718,31 @@
         <w:rPr>
           <w:rtl/>
         </w:rPr>
-        <w:t xml:space="preserve">در مدل مجزای CRCP) — این یافته مستقیماً به این پرسش داورانه</w:t>
-      </w:r>
-      <w:r>
-        <w:rPr>
-          <w:rtl/>
-        </w:rPr>
-        <w:t xml:space="preserve"> </w:t>
-      </w:r>
-      <w:r>
-        <w:rPr>
-          <w:rtl/>
-        </w:rPr>
-        <w:t xml:space="preserve">پاسخ می‌دهد که آیا ضعف ANN صرفاً ناشی از تنظیم نادرست بوده است: خیر؛ تنظیم سیستماتیک آن را نجات نمی‌دهد، که</w:t>
-      </w:r>
-      <w:r>
-        <w:rPr>
-          <w:rtl/>
-        </w:rPr>
-        <w:t xml:space="preserve"> </w:t>
-      </w:r>
-      <w:r>
-        <w:rPr>
-          <w:rtl/>
-        </w:rPr>
-        <w:t xml:space="preserve">خود گویای مصالحه سوگیری-واریانس مدل‌های تجمعی درختی در رژیم چند صد قطعه‌ای است.</w:t>
+        <w:t xml:space="preserve">در مدل مجزای CRCP). از آنجا که این شبکه با همان هدف اعتبارسنجی</w:t>
+      </w:r>
+      <w:r>
+        <w:rPr>
+          <w:rtl/>
+        </w:rPr>
+        <w:t xml:space="preserve"> </w:t>
+      </w:r>
+      <w:r>
+        <w:rPr>
+          <w:rtl/>
+        </w:rPr>
+        <w:t xml:space="preserve">متقاطع گروه‌آگاه مدل LightGBM تنظیم شده، عملکرد ضعیف‌تر آن بازتاب یک مصالحه واقعی سوگیری-واریانس در رژیم چند</w:t>
+      </w:r>
+      <w:r>
+        <w:rPr>
+          <w:rtl/>
+        </w:rPr>
+        <w:t xml:space="preserve"> </w:t>
+      </w:r>
+      <w:r>
+        <w:rPr>
+          <w:rtl/>
+        </w:rPr>
+        <w:t xml:space="preserve">صد قطعه‌ای است، نه نتیجه تنظیم ناکافی مدل پایه.</w:t>
       </w:r>
     </w:p>
     <w:bookmarkEnd w:id="17"/>
@@ -4785,19 +4827,19 @@
         <w:rPr>
           <w:rtl/>
         </w:rPr>
-        <w:t xml:space="preserve">درز عرضی، دما و بارش. متغیر کارایی انتقال بار (LTE) که تازه در این نسخه افزوده شده — و پیش‌تر تنها به‌عنوان</w:t>
-      </w:r>
-      <w:r>
-        <w:rPr>
-          <w:rtl/>
-        </w:rPr>
-        <w:t xml:space="preserve"> </w:t>
-      </w:r>
-      <w:r>
-        <w:rPr>
-          <w:rtl/>
-        </w:rPr>
-        <w:t xml:space="preserve">کار آینده علامت‌گذاری شده بود — در رتبه دهم از چهارده ویژگی قرار می‌گیرد: سهمی واقعی اما نه غالب، سازگار با</w:t>
+        <w:t xml:space="preserve">درز عرضی، دما و بارش. متغیر کارایی انتقال بار (LTE) در رتبه دهم از چهارده ویژگی قرار می‌گیرد: سهمی واقعی</w:t>
+      </w:r>
+      <w:r>
+        <w:rPr>
+          <w:rtl/>
+        </w:rPr>
+        <w:t xml:space="preserve"> </w:t>
+      </w:r>
+      <w:r>
+        <w:rPr>
+          <w:rtl/>
+        </w:rPr>
+        <w:t xml:space="preserve">اما نه غالب، سازگار با</w:t>
       </w:r>
       <w:r>
         <w:rPr>
@@ -4908,7 +4950,7 @@
         <w:rPr>
           <w:rtl/>
         </w:rPr>
-        <w:t xml:space="preserve">پنج یافته برجسته است، که چند مورد از آن‌ها پاسخ مستقیم به نکات داوری داخلی است.</w:t>
+        <w:t xml:space="preserve">پنج یافته شایسته بررسی دقیق‌تر است.</w:t>
       </w:r>
     </w:p>
     <w:p>
@@ -4921,7 +4963,7 @@
           <w:bCs/>
           <w:rtl/>
         </w:rPr>
-        <w:t xml:space="preserve">نخست، تنظیم فراپارامتر به‌طور یکسان کمک نمی‌کند.</w:t>
+        <w:t xml:space="preserve">نخست، تنظیم فراپارامتر به‌طور یکسان در همه خانواده‌های روسازی کمک نمی‌کند.</w:t>
       </w:r>
       <w:r>
         <w:rPr>
@@ -4965,19 +5007,7 @@
         <w:rPr>
           <w:rtl/>
         </w:rPr>
-        <w:t xml:space="preserve">روسازی انعطاف‌پذیر را از ۰٫۳۳۳</w:t>
-      </w:r>
-      <w:r>
-        <w:rPr>
-          <w:rtl/>
-        </w:rPr>
-        <w:t xml:space="preserve"> </w:t>
-      </w:r>
-      <w:r>
-        <w:rPr>
-          <w:rtl/>
-        </w:rPr>
-        <w:t xml:space="preserve">به ۰٫۴۱۴ رساند، اما</w:t>
+        <w:t xml:space="preserve">روسازی انعطاف‌پذیر را از ۰٫۳۳۳ به ۰٫۴۱۴ رساند، اما</w:t>
       </w:r>
       <w:r>
         <w:rPr>
@@ -5035,43 +5065,67 @@
         <w:rPr>
           <w:rtl/>
         </w:rPr>
-        <w:t xml:space="preserve">یافت (۰٫۲۵۴ به ۰٫۲۲۰). این یافته پنهان نشده است:</w:t>
-      </w:r>
-      <w:r>
-        <w:rPr>
-          <w:rtl/>
-        </w:rPr>
-        <w:t xml:space="preserve"> </w:t>
-      </w:r>
-      <w:r>
-        <w:rPr>
-          <w:rtl/>
-        </w:rPr>
-        <w:t xml:space="preserve">با تنها ۱۷۹ قطعه صلب تقسیم‌شده در اعتبارسنجی متقاطع چهارلایه، هدف بهینه‌سازی خود پرنوسان است و Optuna می‌تواند</w:t>
-      </w:r>
-      <w:r>
-        <w:rPr>
-          <w:rtl/>
-        </w:rPr>
-        <w:t xml:space="preserve"> </w:t>
-      </w:r>
-      <w:r>
-        <w:rPr>
-          <w:rtl/>
-        </w:rPr>
-        <w:t xml:space="preserve">فراپارامترهایی (در اینجا، درخت‌های عمیق‌تر) انتخاب کند که به این هدف پرنوسان بهتر برازش می‌شوند بدون آنکه</w:t>
-      </w:r>
-      <w:r>
-        <w:rPr>
-          <w:rtl/>
-        </w:rPr>
-        <w:t xml:space="preserve"> </w:t>
-      </w:r>
-      <w:r>
-        <w:rPr>
-          <w:rtl/>
-        </w:rPr>
-        <w:t xml:space="preserve">لزوماً تعمیم بهتری روی تفکیک واقعی داشته باشند.</w:t>
+        <w:t xml:space="preserve">یافت (۰٫۲۵۴ به</w:t>
+      </w:r>
+      <w:r>
+        <w:rPr>
+          <w:rtl/>
+        </w:rPr>
+        <w:t xml:space="preserve"> </w:t>
+      </w:r>
+      <w:r>
+        <w:rPr>
+          <w:rtl/>
+        </w:rPr>
+        <w:t xml:space="preserve">۰٫۲۲۰). این یک یافته روش‌شناختی واقعی است، نه خطای گزارش‌دهی: با تنها ۱۷۹ قطعه صلب تقسیم‌شده در اعتبارسنجی</w:t>
+      </w:r>
+      <w:r>
+        <w:rPr>
+          <w:rtl/>
+        </w:rPr>
+        <w:t xml:space="preserve"> </w:t>
+      </w:r>
+      <w:r>
+        <w:rPr>
+          <w:rtl/>
+        </w:rPr>
+        <w:t xml:space="preserve">متقاطع چهارلایه، هدف بهینه‌سازی خود واریانس قابل‌توجهی دارد و Optuna می‌تواند فراپارامترهایی (در اینجا،</w:t>
+      </w:r>
+      <w:r>
+        <w:rPr>
+          <w:rtl/>
+        </w:rPr>
+        <w:t xml:space="preserve"> </w:t>
+      </w:r>
+      <w:r>
+        <w:rPr>
+          <w:rtl/>
+        </w:rPr>
+        <w:t xml:space="preserve">درخت‌های عمیق‌تر) انتخاب کند که به این هدف پرنوسان بهتر برازش می‌شوند بدون آنکه لزوماً تعمیم بهتری روی تفکیک</w:t>
+      </w:r>
+      <w:r>
+        <w:rPr>
+          <w:rtl/>
+        </w:rPr>
+        <w:t xml:space="preserve"> </w:t>
+      </w:r>
+      <w:r>
+        <w:rPr>
+          <w:rtl/>
+        </w:rPr>
+        <w:t xml:space="preserve">واقعی داشته باشند. مدل‌های روسازی صلب مبتنی بر حجم نمونه مشابه احتمالاً از اعتبارسنجی متقاطع تودرتو یا مجموعه</w:t>
+      </w:r>
+      <w:r>
+        <w:rPr>
+          <w:rtl/>
+        </w:rPr>
+        <w:t xml:space="preserve"> </w:t>
+      </w:r>
+      <w:r>
+        <w:rPr>
+          <w:rtl/>
+        </w:rPr>
+        <w:t xml:space="preserve">آزمون بیرونی بزرگ‌تر برای کاهش این اثر بهره می‌برند.</w:t>
       </w:r>
     </w:p>
     <w:p>
@@ -5084,43 +5138,43 @@
           <w:bCs/>
           <w:rtl/>
         </w:rPr>
-        <w:t xml:space="preserve">دوم، کارایی انتقال بار FWD جایگاه خود را به‌عنوان یک ویژگی درجه‌یک به‌دست می‌آورد.</w:t>
-      </w:r>
-      <w:r>
-        <w:rPr>
-          <w:rtl/>
-        </w:rPr>
-        <w:t xml:space="preserve"> </w:t>
-      </w:r>
-      <w:r>
-        <w:rPr>
-          <w:rtl/>
-        </w:rPr>
-        <w:t xml:space="preserve">افزودن آن (که پیش‌تر</w:t>
-      </w:r>
-      <w:r>
-        <w:rPr>
-          <w:rtl/>
-        </w:rPr>
-        <w:t xml:space="preserve"> </w:t>
-      </w:r>
-      <w:r>
-        <w:rPr>
-          <w:rtl/>
-        </w:rPr>
-        <w:t xml:space="preserve">تنها به‌عنوان کار آینده علامت‌گذاری شده بود) هم دقت روسازی صلب را اندکی بهبود می‌بخشد و هم، مهم‌تر از آن،</w:t>
-      </w:r>
-      <w:r>
-        <w:rPr>
-          <w:rtl/>
-        </w:rPr>
-        <w:t xml:space="preserve"> </w:t>
-      </w:r>
-      <w:r>
-        <w:rPr>
-          <w:rtl/>
-        </w:rPr>
-        <w:t xml:space="preserve">به SHAP یک متغیر مکانیستیکی مستقیم برای انتساب IRI می‌دهد.</w:t>
+        <w:t xml:space="preserve">دوم، کارایی انتقال بار FWD افزوده‌ای مؤثر و معنادار به مجموعه ویژگی است.</w:t>
+      </w:r>
+      <w:r>
+        <w:rPr>
+          <w:rtl/>
+        </w:rPr>
+        <w:t xml:space="preserve"> </w:t>
+      </w:r>
+      <w:r>
+        <w:rPr>
+          <w:rtl/>
+        </w:rPr>
+        <w:t xml:space="preserve">افزودن آن هم دقت روسازی صلب را</w:t>
+      </w:r>
+      <w:r>
+        <w:rPr>
+          <w:rtl/>
+        </w:rPr>
+        <w:t xml:space="preserve"> </w:t>
+      </w:r>
+      <w:r>
+        <w:rPr>
+          <w:rtl/>
+        </w:rPr>
+        <w:t xml:space="preserve">اندکی بهبود می‌بخشد و هم، مهم‌تر از آن، به SHAP یک متغیر مکانیستیکی مستقیم برای انتساب IRI می‌دهد. از میان</w:t>
+      </w:r>
+      <w:r>
+        <w:rPr>
+          <w:rtl/>
+        </w:rPr>
+        <w:t xml:space="preserve"> </w:t>
+      </w:r>
+      <w:r>
+        <w:rPr>
+          <w:rtl/>
+        </w:rPr>
+        <w:t xml:space="preserve">بسط‌های بررسی‌شده در این پژوهش، افزودن LTE روشن‌ترین مبنای مهندسی-مکانیستیکی را دارد.</w:t>
       </w:r>
     </w:p>
     <w:p>
@@ -5623,173 +5677,424 @@
         <w:rPr>
           <w:rtl/>
         </w:rPr>
-        <w:t xml:space="preserve">روسازی‌های صلب استثنای خاموش یک دهه پیشرفت یادگیری ماشین در پیش‌بینی IRI بوده‌اند. ما خط‌لوله‌ای مستقیماً بر</w:t>
-      </w:r>
-      <w:r>
-        <w:rPr>
-          <w:rtl/>
-        </w:rPr>
-        <w:t xml:space="preserve"> </w:t>
-      </w:r>
-      <w:r>
-        <w:rPr>
-          <w:rtl/>
-        </w:rPr>
-        <w:t xml:space="preserve">پایه توزیع عمومی LTPP اداره بزرگراه‌های فدرال ساختیم، سه اشکال واقعی مهندسی داده (طبقه‌بندی نادرست خانواده</w:t>
-      </w:r>
-      <w:r>
-        <w:rPr>
-          <w:rtl/>
-        </w:rPr>
-        <w:t xml:space="preserve"> </w:t>
-      </w:r>
-      <w:r>
-        <w:rPr>
-          <w:rtl/>
-        </w:rPr>
-        <w:t xml:space="preserve">روسازی، بازه بیش‌ازحد تنگ تطبیق بازدید، و نشت داده آموزش/آزمون در سطح قطعه) را رفع کردیم، متغیر کارایی</w:t>
-      </w:r>
-      <w:r>
-        <w:rPr>
-          <w:rtl/>
-        </w:rPr>
-        <w:t xml:space="preserve"> </w:t>
-      </w:r>
-      <w:r>
-        <w:rPr>
-          <w:rtl/>
-        </w:rPr>
-        <w:t xml:space="preserve">انتقال بار FWD را که پیش‌تر تنها کار آینده بود افزودیم، فراپارامترها را با جست‌وجوی Optuna به‌جای انتخاب</w:t>
-      </w:r>
-      <w:r>
-        <w:rPr>
-          <w:rtl/>
-        </w:rPr>
-        <w:t xml:space="preserve"> </w:t>
-      </w:r>
-      <w:r>
-        <w:rPr>
-          <w:rtl/>
-        </w:rPr>
-        <w:t xml:space="preserve">دستی تنظیم کردیم، حذف متغیرهای ترافیکی را با جایگذاری ایمن از نشت داده و تحلیل حذفی صریح جایگزین کردیم، و</w:t>
-      </w:r>
-      <w:r>
-        <w:rPr>
-          <w:rtl/>
-        </w:rPr>
-        <w:t xml:space="preserve"> </w:t>
-      </w:r>
-      <w:r>
-        <w:rPr>
-          <w:rtl/>
-        </w:rPr>
-        <w:t xml:space="preserve">این‌که آیا JPCP/JRCP و CRCP باید مدل مشترک داشته باشند را آزمودیم نه فرض کردیم. مدل‌های سازه‌ای حاصل،</w:t>
-      </w:r>
-      <w:r>
-        <w:rPr>
-          <w:rtl/>
-        </w:rPr>
-        <w:t xml:space="preserve"> </w:t>
-      </w:r>
-      <w:r>
-        <w:rPr>
-          <w:rtl/>
-        </w:rPr>
-        <w:t xml:space="preserve">سازوکارهای شناخته‌شده مهندسی روسازی را صرفاً از داده بازیابی می‌کنند و به‌طور چشمگیری از محک‌های مکانیستیک-تجربی</w:t>
-      </w:r>
-      <w:r>
-        <w:rPr>
-          <w:rtl/>
-        </w:rPr>
-        <w:t xml:space="preserve"> </w:t>
-      </w:r>
-      <w:r>
-        <w:rPr>
-          <w:rtl/>
-        </w:rPr>
-        <w:t xml:space="preserve">پیشی می‌گیرند؛ نسخه عملیاتی مکمل با IRI پیشین به</w:t>
-      </w:r>
-      <w:r>
-        <w:rPr>
-          <w:rtl/>
-        </w:rPr>
-        <w:t xml:space="preserve"> </w:t>
-      </w:r>
-      <m:oMath>
-        <m:sSup>
-          <m:e>
-            <m:r>
-              <m:t>R</m:t>
-            </m:r>
-          </m:e>
-          <m:sup>
-            <m:r>
-              <m:t>2</m:t>
-            </m:r>
-          </m:sup>
-        </m:sSup>
-      </m:oMath>
-      <w:r>
-        <w:rPr>
-          <w:rtl/>
-        </w:rPr>
-        <w:t xml:space="preserve"> </w:t>
-      </w:r>
-      <w:r>
-        <w:rPr>
-          <w:rtl/>
-        </w:rPr>
-        <w:t xml:space="preserve">تا ۰٫۷۰ می‌رسد. هر مورد که تنظیم</w:t>
-      </w:r>
-      <w:r>
-        <w:rPr>
-          <w:rtl/>
-        </w:rPr>
-        <w:t xml:space="preserve"> </w:t>
-      </w:r>
-      <w:r>
-        <w:rPr>
-          <w:i/>
-          <w:iCs/>
-          <w:rtl/>
-        </w:rPr>
-        <w:t xml:space="preserve">کمکی نکرد</w:t>
-      </w:r>
-      <w:r>
-        <w:rPr>
-          <w:rtl/>
-        </w:rPr>
-        <w:t xml:space="preserve"> </w:t>
-      </w:r>
-      <w:r>
-        <w:rPr>
-          <w:rtl/>
-        </w:rPr>
-        <w:t xml:space="preserve">(بهینه‌سازی</w:t>
-      </w:r>
-      <w:r>
-        <w:rPr>
-          <w:rtl/>
-        </w:rPr>
-        <w:t xml:space="preserve"> </w:t>
-      </w:r>
-      <w:r>
-        <w:rPr>
-          <w:rtl/>
-        </w:rPr>
-        <w:t xml:space="preserve">فراپارامتر روسازی صلب، مدل پایه ANN، تفکیک JPCP/JRCP) با همان برجستگی مواردی که کمک کرد، گزارش شده است. تمام</w:t>
-      </w:r>
-      <w:r>
-        <w:rPr>
-          <w:rtl/>
-        </w:rPr>
-        <w:t xml:space="preserve"> </w:t>
-      </w:r>
-      <w:r>
-        <w:rPr>
-          <w:rtl/>
-        </w:rPr>
-        <w:t xml:space="preserve">کد، از دانلود خام LTPP تا مدل آموزش‌دیده و تبیین SHAP، به‌صورت عمومی در گیت‌هاب منتشر شده است.</w:t>
+        <w:t xml:space="preserve">روسازی‌های صلب در حاشیه پژوهش‌های یادگیری ماشین برای پیش‌بینی IRI باقی مانده‌اند؛ نه به‌دلیل اهمیت کمتر آن‌ها</w:t>
+      </w:r>
+      <w:r>
+        <w:rPr>
+          <w:rtl/>
+        </w:rPr>
+        <w:t xml:space="preserve"> </w:t>
+      </w:r>
+      <w:r>
+        <w:rPr>
+          <w:rtl/>
+        </w:rPr>
+        <w:t xml:space="preserve">در عمل، بلکه از این جهت که تاکنون هیچ پژوهشی رویکرد یادگیری تجمعی تبیین‌پذیر توسعه‌یافته برای روسازی‌های</w:t>
+      </w:r>
+      <w:r>
+        <w:rPr>
+          <w:rtl/>
+        </w:rPr>
+        <w:t xml:space="preserve"> </w:t>
+      </w:r>
+      <w:r>
+        <w:rPr>
+          <w:rtl/>
+        </w:rPr>
+        <w:t xml:space="preserve">آسفالتی را در چارچوبی قابل‌مقایسه و با محک‌زنی مشترک به JPCP، JRCP و CRCP تعمیم نداده بود. این پژوهش این شکاف</w:t>
+      </w:r>
+      <w:r>
+        <w:rPr>
+          <w:rtl/>
+        </w:rPr>
+        <w:t xml:space="preserve"> </w:t>
+      </w:r>
+      <w:r>
+        <w:rPr>
+          <w:rtl/>
+        </w:rPr>
+        <w:t xml:space="preserve">را با استفاده از خط‌لوله‌ای بازتولیدپذیر، ساخته‌شده مستقیماً بر پایه انتشار داده استاندارد LTPP اداره</w:t>
+      </w:r>
+      <w:r>
+        <w:rPr>
+          <w:rtl/>
+        </w:rPr>
+        <w:t xml:space="preserve"> </w:t>
+      </w:r>
+      <w:r>
+        <w:rPr>
+          <w:rtl/>
+        </w:rPr>
+        <w:t xml:space="preserve">بزرگراه‌های فدرال، و شامل ۱٬۵۵۲ رکورد روسازی انعطاف‌پذیر و ۱٬۶۹۳ رکورد روسازی صلب در سراسر شبکه LTPP آمریکا و</w:t>
+      </w:r>
+      <w:r>
+        <w:rPr>
+          <w:rtl/>
+        </w:rPr>
+        <w:t xml:space="preserve"> </w:t>
+      </w:r>
+      <w:r>
+        <w:rPr>
+          <w:rtl/>
+        </w:rPr>
+        <w:t xml:space="preserve">کانادا، پر می‌کند.</w:t>
+      </w:r>
+    </w:p>
+    <w:p>
+      <w:pPr>
+        <w:bidi/>
+      </w:pPr>
+      <w:r>
+        <w:rPr>
+          <w:rtl/>
+        </w:rPr>
+        <w:t xml:space="preserve">مدل تجمعی تنظیم‌شده با Optuna، ارزیابی‌شده تحت یک تفکیک آموزش/آزمون گروه‌بندی‌شده بر اساس قطعه که از افزایش</w:t>
+      </w:r>
+      <w:r>
+        <w:rPr>
+          <w:rtl/>
+        </w:rPr>
+        <w:t xml:space="preserve"> </w:t>
+      </w:r>
+      <w:r>
+        <w:rPr>
+          <w:rtl/>
+        </w:rPr>
+        <w:t xml:space="preserve">مصنوعی دقت گزارش‌شده ناشی از بازدیدهای تکراری از یک قطعه فیزیکی واحد جلوگیری می‌کند، با استفاده از متغیرهای</w:t>
+      </w:r>
+      <w:r>
+        <w:rPr>
+          <w:rtl/>
+        </w:rPr>
+        <w:t xml:space="preserve"> </w:t>
+      </w:r>
+      <w:r>
+        <w:rPr>
+          <w:rtl/>
+        </w:rPr>
+        <w:t xml:space="preserve">خرابی، سازه و اقلیم به‌تنهایی، ۴۱٫۴ درصد از واریانس برون‌نمونه‌ای IRI را برای روسازی‌های انعطاف‌پذیر و ۲۲٫۰</w:t>
+      </w:r>
+      <w:r>
+        <w:rPr>
+          <w:rtl/>
+        </w:rPr>
+        <w:t xml:space="preserve"> </w:t>
+      </w:r>
+      <w:r>
+        <w:rPr>
+          <w:rtl/>
+        </w:rPr>
+        <w:t xml:space="preserve">درصد را برای روسازی‌های صلب تجمیع‌شده تبیین می‌کند؛ این مقادیر با افزودن تاریخچه اخیر IRI هر قطعه به‌عنوان</w:t>
+      </w:r>
+      <w:r>
+        <w:rPr>
+          <w:rtl/>
+        </w:rPr>
+        <w:t xml:space="preserve"> </w:t>
+      </w:r>
+      <w:r>
+        <w:rPr>
+          <w:rtl/>
+        </w:rPr>
+        <w:t xml:space="preserve">پیش‌بین اضافی، به ترتیب تا ۶۹٫۸ و ۳۹٫۱ درصد افزایش می‌یابند. در هر دو خانواده روسازی، مدل تجمعی به‌طور</w:t>
+      </w:r>
+      <w:r>
+        <w:rPr>
+          <w:rtl/>
+        </w:rPr>
+        <w:t xml:space="preserve"> </w:t>
+      </w:r>
+      <w:r>
+        <w:rPr>
+          <w:rtl/>
+        </w:rPr>
+        <w:t xml:space="preserve">چشمگیری از یک رگرسیون خطی به سبک مکانیستیک-تجربی پیشی می‌گیرد و چندین برابر سریع‌تر از یک جنگل تصادفی با دقت</w:t>
+      </w:r>
+      <w:r>
+        <w:rPr>
+          <w:rtl/>
+        </w:rPr>
+        <w:t xml:space="preserve"> </w:t>
+      </w:r>
+      <w:r>
+        <w:rPr>
+          <w:rtl/>
+        </w:rPr>
+        <w:t xml:space="preserve">قابل‌مقایسه آموزش می‌بیند. تبیین مبتنی بر SHAP، بدون آنکه فرم تابعی هیچ معادله مکانیستیک-تجربی از پیش به آن</w:t>
+      </w:r>
+      <w:r>
+        <w:rPr>
+          <w:rtl/>
+        </w:rPr>
+        <w:t xml:space="preserve"> </w:t>
+      </w:r>
+      <w:r>
+        <w:rPr>
+          <w:rtl/>
+        </w:rPr>
+        <w:t xml:space="preserve">داده شود، همان سازوکارهای خرابی — ترک‌خوردگی عرضی و لکه‌گذاری برای روسازی‌های انعطاف‌پذیر، افت درز و کارایی</w:t>
+      </w:r>
+      <w:r>
+        <w:rPr>
+          <w:rtl/>
+        </w:rPr>
+        <w:t xml:space="preserve"> </w:t>
+      </w:r>
+      <w:r>
+        <w:rPr>
+          <w:rtl/>
+        </w:rPr>
+        <w:t xml:space="preserve">انتقال بار برای روسازی‌های صلب — را بازیابی می‌کند که دهه‌ها پژوهش مهندسی روسازی به‌صورت دستی تدوین کرده بود،</w:t>
+      </w:r>
+      <w:r>
+        <w:rPr>
+          <w:rtl/>
+        </w:rPr>
+        <w:t xml:space="preserve"> </w:t>
+      </w:r>
+      <w:r>
+        <w:rPr>
+          <w:rtl/>
+        </w:rPr>
+        <w:t xml:space="preserve">و علاوه بر آن برهم‌کنش‌های اقلیمی‌ای را شناسایی می‌کند که معادلات با ضرایب ثابت قادر به نمایش آن‌ها نیستند.</w:t>
+      </w:r>
+    </w:p>
+    <w:p>
+      <w:pPr>
+        <w:bidi/>
+      </w:pPr>
+      <w:r>
+        <w:rPr>
+          <w:rtl/>
+        </w:rPr>
+        <w:t xml:space="preserve">سه یافته دیگر پیامدهای مستقیمی برای نحوه استفاده از داده LTPP در مدل‌سازی عملکرد روسازی دارند. نخست،</w:t>
+      </w:r>
+      <w:r>
+        <w:rPr>
+          <w:rtl/>
+        </w:rPr>
+        <w:t xml:space="preserve"> </w:t>
+      </w:r>
+      <w:r>
+        <w:rPr>
+          <w:rtl/>
+        </w:rPr>
+        <w:t xml:space="preserve">پروتکل ارزیابی به همان اندازه انتخاب مدل بر دقت گزارش‌شده اثر می‌گذارد: تفکیک آموزش/آزمونی که ساختار تابلویی</w:t>
+      </w:r>
+      <w:r>
+        <w:rPr>
+          <w:rtl/>
+        </w:rPr>
+        <w:t xml:space="preserve"> </w:t>
+      </w:r>
+      <w:r>
+        <w:rPr>
+          <w:rtl/>
+        </w:rPr>
+        <w:t xml:space="preserve">با بازدیدهای تکراری LTPP را در نظر نمی‌گیرد می‌تواند دقت را به‌طور قابل‌توجهی بیش از واقع نشان دهد، و گزارش</w:t>
+      </w:r>
+      <w:r>
+        <w:rPr>
+          <w:rtl/>
+        </w:rPr>
+        <w:t xml:space="preserve"> </w:t>
+      </w:r>
+      <w:r>
+        <w:rPr>
+          <w:rtl/>
+        </w:rPr>
+        <w:t xml:space="preserve">روش تفکیک با جزئیات کافی برای امکان ارزیابی این موضوع باید به رویه استاندارد در پژوهش‌های یادگیری ماشین</w:t>
+      </w:r>
+      <w:r>
+        <w:rPr>
+          <w:rtl/>
+        </w:rPr>
+        <w:t xml:space="preserve"> </w:t>
+      </w:r>
+      <w:r>
+        <w:rPr>
+          <w:rtl/>
+        </w:rPr>
+        <w:t xml:space="preserve">مبتنی بر LTPP تبدیل شود. دوم، بار ترافیکی و کارایی انتقال بار هر یک، پس از جایگذاری صحیح، سهمی قابل‌سنجش</w:t>
+      </w:r>
+      <w:r>
+        <w:rPr>
+          <w:rtl/>
+        </w:rPr>
+        <w:t xml:space="preserve"> </w:t>
+      </w:r>
+      <w:r>
+        <w:rPr>
+          <w:rtl/>
+        </w:rPr>
+        <w:t xml:space="preserve">اما متوسط در دقت مدل دارند، که نشان می‌دهد نه باید به‌دلیل گمشدگی حذف شوند و نه به‌عنوان متغیر توضیحی غالب</w:t>
+      </w:r>
+      <w:r>
+        <w:rPr>
+          <w:rtl/>
+        </w:rPr>
+        <w:t xml:space="preserve"> </w:t>
+      </w:r>
+      <w:r>
+        <w:rPr>
+          <w:rtl/>
+        </w:rPr>
+        <w:t xml:space="preserve">در نظر گرفته شوند. سوم، در حجم نمونه‌های فعلی موجود در LTPP، یک مدل واحد و تجمیع‌شده برای روسازی صلب که</w:t>
+      </w:r>
+      <w:r>
+        <w:rPr>
+          <w:rtl/>
+        </w:rPr>
+        <w:t xml:space="preserve"> </w:t>
+      </w:r>
+      <w:r>
+        <w:rPr>
+          <w:rtl/>
+        </w:rPr>
+        <w:t xml:space="preserve">JPCP، JRCP و CRCP را دربر می‌گیرد — با تمایز از طریق یک متغیر شاخص نوع روسازی — با وجود سازوکارهای خرابی</w:t>
+      </w:r>
+      <w:r>
+        <w:rPr>
+          <w:rtl/>
+        </w:rPr>
+        <w:t xml:space="preserve"> </w:t>
+      </w:r>
+      <w:r>
+        <w:rPr>
+          <w:rtl/>
+        </w:rPr>
+        <w:t xml:space="preserve">متفاوت این زیرخانواده‌ها، بهتر از مدل‌های جداگانه برای هر زیرخانواده تعمیم می‌یابد.</w:t>
+      </w:r>
+    </w:p>
+    <w:p>
+      <w:pPr>
+        <w:bidi/>
+      </w:pPr>
+      <w:r>
+        <w:rPr>
+          <w:rtl/>
+        </w:rPr>
+        <w:t xml:space="preserve">این یافته‌ها برای هر دو گروه سازمان‌های راهداری و جامعه پژوهشی مهندسی روسازی کاربرد عملی دارند. سازمان‌هایی</w:t>
+      </w:r>
+      <w:r>
+        <w:rPr>
+          <w:rtl/>
+        </w:rPr>
+        <w:t xml:space="preserve"> </w:t>
+      </w:r>
+      <w:r>
+        <w:rPr>
+          <w:rtl/>
+        </w:rPr>
+        <w:t xml:space="preserve">که نگهداری را در شبکه‌های ترکیبی از روسازی انعطاف‌پذیر و صلب اولویت‌بندی می‌کنند، می‌توانند به‌جای نگهداری</w:t>
+      </w:r>
+      <w:r>
+        <w:rPr>
+          <w:rtl/>
+        </w:rPr>
+        <w:t xml:space="preserve"> </w:t>
+      </w:r>
+      <w:r>
+        <w:rPr>
+          <w:rtl/>
+        </w:rPr>
+        <w:t xml:space="preserve">ابزارهای جداگانه با مفروضات ناسازگار، از یک چارچوب مدل‌سازی مشترک استفاده کنند و بر اساس اینکه پرسش زیربنایی</w:t>
+      </w:r>
+      <w:r>
+        <w:rPr>
+          <w:rtl/>
+        </w:rPr>
+        <w:t xml:space="preserve"> </w:t>
+      </w:r>
+      <w:r>
+        <w:rPr>
+          <w:rtl/>
+        </w:rPr>
+        <w:t xml:space="preserve">تشخیصی است (شناسایی عامل ناهمواری) یا پیش‌بینانه (تعیین زمان بازرسی بعدی یک قطعه)، از میان نسخه‌های سازه‌ای</w:t>
+      </w:r>
+      <w:r>
+        <w:rPr>
+          <w:rtl/>
+        </w:rPr>
+        <w:t xml:space="preserve"> </w:t>
+      </w:r>
+      <w:r>
+        <w:rPr>
+          <w:rtl/>
+        </w:rPr>
+        <w:t xml:space="preserve">و عملیاتی مدل انتخاب کنند. برای جامعه پژوهشی، خط‌لوله کامل — از گردآوری داده خام تا آموزش مدل و تبیین SHAP —</w:t>
+      </w:r>
+      <w:r>
+        <w:rPr>
+          <w:rtl/>
+        </w:rPr>
+        <w:t xml:space="preserve"> </w:t>
+      </w:r>
+      <w:r>
+        <w:rPr>
+          <w:rtl/>
+        </w:rPr>
+        <w:t xml:space="preserve">به‌صورت کد باز منتشر شده است تا نتایج گزارش‌شده قابل‌راستی‌آزمایی باشند، به انتشارهای آینده LTPP تعمیم یابند</w:t>
+      </w:r>
+      <w:r>
+        <w:rPr>
+          <w:rtl/>
+        </w:rPr>
+        <w:t xml:space="preserve"> </w:t>
+      </w:r>
+      <w:r>
+        <w:rPr>
+          <w:rtl/>
+        </w:rPr>
+        <w:t xml:space="preserve">و برای ویژگی‌های سازه‌ای یا مبتنی بر حسگر بیشتری تطبیق داده شوند. محدودیت‌های مطرح‌شده در بخش ۶، به‌ویژه حجم</w:t>
+      </w:r>
+      <w:r>
+        <w:rPr>
+          <w:rtl/>
+        </w:rPr>
+        <w:t xml:space="preserve"> </w:t>
+      </w:r>
+      <w:r>
+        <w:rPr>
+          <w:rtl/>
+        </w:rPr>
+        <w:t xml:space="preserve">نمونه محدود روسازی‌های صلب و اتکا به یک انتشار واحد از LTPP، مسیر طبیعی برای کارهای آینده را روشن می‌کنند:</w:t>
+      </w:r>
+      <w:r>
+        <w:rPr>
+          <w:rtl/>
+        </w:rPr>
+        <w:t xml:space="preserve"> </w:t>
+      </w:r>
+      <w:r>
+        <w:rPr>
+          <w:rtl/>
+        </w:rPr>
+        <w:t xml:space="preserve">بازبینی این چارچوب با انباشته‌شدن چرخه‌های پایش بیشتر LTPP و پوشش گسترده‌تر دفلکتومتر وزنه‌افتان، و افزودن</w:t>
+      </w:r>
+      <w:r>
+        <w:rPr>
+          <w:rtl/>
+        </w:rPr>
+        <w:t xml:space="preserve"> </w:t>
+      </w:r>
+      <w:r>
+        <w:rPr>
+          <w:rtl/>
+        </w:rPr>
+        <w:t xml:space="preserve">داده‌های پاسخ سازه‌ای فراتر از کارایی انتقال بار — مانند حوضچه‌های کامل خیز — به‌عنوان ورودی مکانیستیکی</w:t>
+      </w:r>
+      <w:r>
+        <w:rPr>
+          <w:rtl/>
+        </w:rPr>
+        <w:t xml:space="preserve"> </w:t>
+      </w:r>
+      <w:r>
+        <w:rPr>
+          <w:rtl/>
+        </w:rPr>
+        <w:t xml:space="preserve">بیشتر برای پیش‌بینی تبیین‌پذیر IRI.</w:t>
       </w:r>
     </w:p>
     <w:bookmarkEnd w:id="22"/>
